--- a/output/COMBINED_125M/DD_Memo.docx
+++ b/output/COMBINED_125M/DD_Memo.docx
@@ -1409,7 +1409,7 @@
               <w:rPr>
                 <w:sz w:val="18"/>
               </w:rPr>
-              <w:t>Project month 48</w:t>
+              <w:t>Project month 42</w:t>
             </w:r>
           </w:p>
         </w:tc>
@@ -1427,7 +1427,7 @@
               <w:rPr>
                 <w:sz w:val="18"/>
               </w:rPr>
-              <w:t>Project month 54</w:t>
+              <w:t>Project month 42</w:t>
             </w:r>
           </w:p>
         </w:tc>
@@ -3126,7 +3126,7 @@
           <w:b w:val="0"/>
           <w:i w:val="0"/>
         </w:rPr>
-        <w:t>The models apply no construction cost inflation over the 36-month build. Jalour's working papers contain a construction-cost index that is not applied. A 10% overrun reduces NPV by EGP 53 million (Green Square) and EGP 50 million (L'avenir).</w:t>
+        <w:t>The models apply no construction cost inflation over the 36-month build. Jalour's working papers contain a construction-cost index that is not applied. A 10% overrun reduces NPV by EGP 57 million (Green Square) and EGP 57 million (L'avenir).</w:t>
       </w:r>
     </w:p>
     <w:p>
@@ -3836,7 +3836,7 @@
               <w:rPr>
                 <w:sz w:val="19"/>
               </w:rPr>
-              <w:t>100</w:t>
+              <w:t>113</w:t>
             </w:r>
           </w:p>
         </w:tc>
@@ -3896,7 +3896,7 @@
               <w:rPr>
                 <w:sz w:val="19"/>
               </w:rPr>
-              <w:t>116</w:t>
+              <w:t>124</w:t>
             </w:r>
           </w:p>
         </w:tc>
@@ -3934,7 +3934,7 @@
               <w:rPr>
                 <w:sz w:val="19"/>
               </w:rPr>
-              <w:t>204</w:t>
+              <w:t>232</w:t>
             </w:r>
           </w:p>
         </w:tc>
@@ -3993,7 +3993,7 @@
               <w:rPr>
                 <w:sz w:val="19"/>
               </w:rPr>
-              <w:t>315</w:t>
+              <w:t>336</w:t>
             </w:r>
           </w:p>
         </w:tc>
@@ -4029,7 +4029,7 @@
               <w:rPr>
                 <w:sz w:val="19"/>
               </w:rPr>
-              <w:t>412</w:t>
+              <w:t>469</w:t>
             </w:r>
           </w:p>
         </w:tc>
@@ -4089,7 +4089,7 @@
               <w:rPr>
                 <w:sz w:val="19"/>
               </w:rPr>
-              <w:t>129</w:t>
+              <w:t>138</w:t>
             </w:r>
           </w:p>
         </w:tc>
@@ -4127,7 +4127,7 @@
               <w:rPr>
                 <w:sz w:val="19"/>
               </w:rPr>
-              <w:t>214</w:t>
+              <w:t>244</w:t>
             </w:r>
           </w:p>
         </w:tc>
@@ -4186,7 +4186,7 @@
               <w:rPr>
                 <w:sz w:val="19"/>
               </w:rPr>
-              <w:t>49</w:t>
+              <w:t>52</w:t>
             </w:r>
           </w:p>
         </w:tc>
@@ -4222,7 +4222,7 @@
               <w:rPr>
                 <w:sz w:val="19"/>
               </w:rPr>
-              <w:t>126</w:t>
+              <w:t>143</w:t>
             </w:r>
           </w:p>
         </w:tc>
@@ -4282,7 +4282,7 @@
               <w:rPr>
                 <w:sz w:val="19"/>
               </w:rPr>
-              <w:t>-97</w:t>
+              <w:t>-103</w:t>
             </w:r>
           </w:p>
         </w:tc>
@@ -4320,7 +4320,7 @@
               <w:rPr>
                 <w:sz w:val="19"/>
               </w:rPr>
-              <w:t>-34</w:t>
+              <w:t>-38</w:t>
             </w:r>
           </w:p>
         </w:tc>
@@ -4379,7 +4379,7 @@
               <w:rPr>
                 <w:sz w:val="19"/>
               </w:rPr>
-              <w:t>155</w:t>
+              <w:t>166</w:t>
             </w:r>
           </w:p>
         </w:tc>
@@ -4415,7 +4415,7 @@
               <w:rPr>
                 <w:sz w:val="19"/>
               </w:rPr>
-              <w:t>275</w:t>
+              <w:t>313</w:t>
             </w:r>
           </w:p>
         </w:tc>
@@ -5699,7 +5699,7 @@
           <w:b w:val="0"/>
           <w:i w:val="0"/>
         </w:rPr>
-        <w:t>The units must come from sellable inventory that carries the launch list price. Jalour has decided not to use the 20% of units it retains in each project.</w:t>
+        <w:t>The units must come from sellable inventory that carries the launch list price.</w:t>
       </w:r>
     </w:p>
     <w:p>
@@ -5925,64 +5925,6 @@
                 <w:sz w:val="19"/>
               </w:rPr>
               <w:t>Costs more because later units are priced higher</w:t>
-            </w:r>
-          </w:p>
-        </w:tc>
-      </w:tr>
-      <w:tr>
-        <w:trPr>
-          <w:cantSplit/>
-        </w:trPr>
-        <w:tc>
-          <w:tcPr>
-            <w:tcW w:type="dxa" w:w="3515"/>
-          </w:tcPr>
-          <w:p>
-            <w:pPr>
-              <w:spacing w:after="0" w:line="240" w:lineRule="auto"/>
-            </w:pPr>
-            <w:r/>
-            <w:r>
-              <w:rPr>
-                <w:sz w:val="19"/>
-              </w:rPr>
-              <w:t>Retained 20% of units</w:t>
-            </w:r>
-          </w:p>
-        </w:tc>
-        <w:tc>
-          <w:tcPr>
-            <w:tcW w:type="dxa" w:w="2438"/>
-          </w:tcPr>
-          <w:p>
-            <w:pPr>
-              <w:spacing w:after="0" w:line="240" w:lineRule="auto"/>
-              <w:jc w:val="right"/>
-            </w:pPr>
-            <w:r/>
-            <w:r>
-              <w:rPr>
-                <w:sz w:val="19"/>
-              </w:rPr>
-              <w:t>Not considered</w:t>
-            </w:r>
-          </w:p>
-        </w:tc>
-        <w:tc>
-          <w:tcPr>
-            <w:tcW w:type="dxa" w:w="3288"/>
-          </w:tcPr>
-          <w:p>
-            <w:pPr>
-              <w:spacing w:after="0" w:line="240" w:lineRule="auto"/>
-              <w:jc w:val="right"/>
-            </w:pPr>
-            <w:r/>
-            <w:r>
-              <w:rPr>
-                <w:sz w:val="19"/>
-              </w:rPr>
-              <w:t>Excluded by Jalour</w:t>
             </w:r>
           </w:p>
         </w:tc>
@@ -7240,7 +7182,7 @@
           <w:b w:val="0"/>
           <w:i w:val="0"/>
         </w:rPr>
-        <w:t xml:space="preserve"> The models collect them at project months 30 (Green Square) and 45 (L'avenir), 18 and 9 months before handover. If collected at handover the peak shortages are EGP 269 and 244 million, not EGP 102.5 and 102.0 million.</w:t>
+        <w:t xml:space="preserve"> The models collect them at project months 24 (Green Square) and 33 (L'avenir), 18 and 9 months before handover. If collected at handover the peak shortages are EGP 269 and 244 million, not EGP 102.5 and 102.0 million.</w:t>
       </w:r>
     </w:p>
     <w:p>
@@ -7380,7 +7322,7 @@
           <w:b w:val="0"/>
           <w:i w:val="0"/>
         </w:rPr>
-        <w:t xml:space="preserve"> The combined base-case low is EGP 168.0 million in month 15; the funding undertaking draws on Jalour's cash reserves and on other projects' cash outside these two, which are not shown.</w:t>
+        <w:t xml:space="preserve"> The combined base-case low is EGP 168.0 million in month 9 (common calendar, Green Square launch = month 1); the funding undertaking draws on Jalour's cash reserves and on other projects' cash outside these two, which are not shown.</w:t>
       </w:r>
     </w:p>
     <w:p>
